--- a/Code/public/templates/medical_content_template.docx
+++ b/Code/public/templates/medical_content_template.docx
@@ -26,7 +26,7 @@
           <w:color w:val="64748B"/>
           <w:sz w:val="20"/>
         </w:rPr>
-        <w:t>Use this template to add clinical articles and guidelines to the Medical Library on GP EDGE.</w:t>
+        <w:t>Use this template to draft and import clinical articles and guidelines into the GP EDGE Medical Library.</w:t>
       </w:r>
     </w:p>
     <w:p>
@@ -71,17 +71,99 @@
             <w:r>
               <w:rPr>
                 <w:rFonts w:ascii="Arial" w:hAnsi="Arial"/>
-                <w:i/>
+                <w:b/>
+                <w:color w:val="0F766E"/>
+                <w:sz w:val="20"/>
+              </w:rPr>
+              <w:t>GUIDELINES:</w:t>
+            </w:r>
+          </w:p>
+          <w:p>
+            <w:pPr>
+              <w:spacing w:before="40" w:after="40"/>
+              <w:ind w:left="288"/>
+            </w:pPr>
+            <w:r>
+              <w:rPr>
+                <w:rFonts w:ascii="Arial" w:hAnsi="Arial"/>
                 <w:color w:val="0F766E"/>
                 <w:sz w:val="19"/>
               </w:rPr>
-              <w:t>GUIDELINES:</w:t>
-              <w:br/>
-              <w:t>1. Modify the content fields below to write your clinical guideline.</w:t>
-              <w:br/>
-              <w:t>2. Maintain the structure: 'Title:', 'System:', 'Category:', and numbered sections (1. Overview, 2. Symptoms, 3. Diagnosis, 4. Treatment).</w:t>
-              <w:br/>
-              <w:t>3. Bullet points inside sections will be extracted automatically.</w:t>
+              <w:t xml:space="preserve">•  </w:t>
+            </w:r>
+            <w:r>
+              <w:rPr>
+                <w:rFonts w:ascii="Arial" w:hAnsi="Arial"/>
+                <w:color w:val="0F766E"/>
+                <w:sz w:val="19"/>
+              </w:rPr>
+              <w:t>Modify the content fields below to write your clinical guideline outline.</w:t>
+            </w:r>
+          </w:p>
+          <w:p>
+            <w:pPr>
+              <w:spacing w:before="40" w:after="40"/>
+              <w:ind w:left="288"/>
+            </w:pPr>
+            <w:r>
+              <w:rPr>
+                <w:rFonts w:ascii="Arial" w:hAnsi="Arial"/>
+                <w:color w:val="0F766E"/>
+                <w:sz w:val="19"/>
+              </w:rPr>
+              <w:t xml:space="preserve">•  </w:t>
+            </w:r>
+            <w:r>
+              <w:rPr>
+                <w:rFonts w:ascii="Arial" w:hAnsi="Arial"/>
+                <w:color w:val="0F766E"/>
+                <w:sz w:val="19"/>
+              </w:rPr>
+              <w:t>Maintain the metadata fields: 'Title:', 'System:', and 'Category:'.</w:t>
+            </w:r>
+          </w:p>
+          <w:p>
+            <w:pPr>
+              <w:spacing w:before="40" w:after="40"/>
+              <w:ind w:left="288"/>
+            </w:pPr>
+            <w:r>
+              <w:rPr>
+                <w:rFonts w:ascii="Arial" w:hAnsi="Arial"/>
+                <w:color w:val="0F766E"/>
+                <w:sz w:val="19"/>
+              </w:rPr>
+              <w:t xml:space="preserve">•  </w:t>
+            </w:r>
+            <w:r>
+              <w:rPr>
+                <w:rFonts w:ascii="Arial" w:hAnsi="Arial"/>
+                <w:color w:val="0F766E"/>
+                <w:sz w:val="19"/>
+              </w:rPr>
+              <w:t>Use numbered Heading 1 sections (such as '1. Section Title') to group your content. They will be styled automatically on import.</w:t>
+            </w:r>
+          </w:p>
+          <w:p>
+            <w:pPr>
+              <w:spacing w:before="40" w:after="40"/>
+              <w:ind w:left="288"/>
+            </w:pPr>
+            <w:r>
+              <w:rPr>
+                <w:rFonts w:ascii="Arial" w:hAnsi="Arial"/>
+                <w:color w:val="0F766E"/>
+                <w:sz w:val="19"/>
+              </w:rPr>
+              <w:t xml:space="preserve">•  </w:t>
+            </w:r>
+            <w:r>
+              <w:rPr>
+                <w:rFonts w:ascii="Arial" w:hAnsi="Arial"/>
+                <w:color w:val="0F766E"/>
+                <w:sz w:val="19"/>
+              </w:rPr>
+              <w:t>To insert styled tables, bullet lists, and callout blocks, format them in Word exactly as demonstrated below.</w:t>
             </w:r>
           </w:p>
         </w:tc>
@@ -111,7 +193,7 @@
           <w:color w:val="1E293B"/>
           <w:sz w:val="22"/>
         </w:rPr>
-        <w:t>Gastro-oesophageal Reflux Disease (GORD)</w:t>
+        <w:t>[Enter Clinical Article Title Here]</w:t>
       </w:r>
       <w:r>
         <w:br/>
@@ -131,7 +213,7 @@
           <w:color w:val="1E293B"/>
           <w:sz w:val="22"/>
         </w:rPr>
-        <w:t>Gastrointestinal</w:t>
+        <w:t>[Enter Body System]</w:t>
       </w:r>
       <w:r>
         <w:br/>
@@ -151,12 +233,19 @@
           <w:color w:val="1E293B"/>
           <w:sz w:val="22"/>
         </w:rPr>
-        <w:t>Clinical Reference</w:t>
+        <w:t>[Enter Category]</w:t>
       </w:r>
     </w:p>
     <w:p>
       <w:pPr>
-        <w:spacing w:before="160" w:after="80"/>
+        <w:keepNext/>
+        <w:spacing w:before="360" w:after="120"/>
+        <w:pBdr>
+          <w:top w:val="none"/>
+          <w:left w:val="single" w:sz="24" w:space="8" w:color="0F766E"/>
+          <w:bottom w:val="none"/>
+          <w:right w:val="none"/>
+        </w:pBdr>
       </w:pPr>
       <w:r>
         <w:rPr>
@@ -178,12 +267,19 @@
           <w:color w:val="475569"/>
           <w:sz w:val="21"/>
         </w:rPr>
-        <w:t>Gastro-oesophageal reflux disease (GORD) is a chronic gastrointestinal disorder characterized by the backflow of stomach acid into the oesophagus, causing discomfort and potential tissue damage. It affects approximately 10-20% of the adult population in Western countries.</w:t>
+        <w:t>[Provide a brief overview of the condition, background context, epidemiology, and general practice relevance here. Keep the description clear, concise, and focused on clinical utility.]</w:t>
       </w:r>
     </w:p>
     <w:p>
       <w:pPr>
-        <w:spacing w:before="160" w:after="80"/>
+        <w:keepNext/>
+        <w:spacing w:before="360" w:after="120"/>
+        <w:pBdr>
+          <w:top w:val="none"/>
+          <w:left w:val="single" w:sz="24" w:space="8" w:color="0F766E"/>
+          <w:bottom w:val="none"/>
+          <w:right w:val="none"/>
+        </w:pBdr>
       </w:pPr>
       <w:r>
         <w:rPr>
@@ -202,8 +298,7 @@
       </w:pPr>
       <w:r>
         <w:rPr>
-          <w:rFonts w:ascii="Arial" w:hAnsi="Arial"/>
-          <w:sz w:val="21"/>
+          <w:color w:val="475569"/>
         </w:rPr>
         <w:t xml:space="preserve">•  </w:t>
       </w:r>
@@ -213,7 +308,7 @@
           <w:color w:val="475569"/>
           <w:sz w:val="21"/>
         </w:rPr>
-        <w:t>Retrosternal burning sensation (heartburn), typically occurring after eating or when lying down.</w:t>
+        <w:t>[Key symptom, history question, or clinical feature 1]</w:t>
       </w:r>
     </w:p>
     <w:p>
@@ -223,8 +318,7 @@
       </w:pPr>
       <w:r>
         <w:rPr>
-          <w:rFonts w:ascii="Arial" w:hAnsi="Arial"/>
-          <w:sz w:val="21"/>
+          <w:color w:val="475569"/>
         </w:rPr>
         <w:t xml:space="preserve">•  </w:t>
       </w:r>
@@ -234,7 +328,7 @@
           <w:color w:val="475569"/>
           <w:sz w:val="21"/>
         </w:rPr>
-        <w:t>Acid regurgitation with a bitter or sour taste in the mouth.</w:t>
+        <w:t>[Key symptom, history question, or clinical feature 2]</w:t>
       </w:r>
     </w:p>
     <w:p>
@@ -244,8 +338,7 @@
       </w:pPr>
       <w:r>
         <w:rPr>
-          <w:rFonts w:ascii="Arial" w:hAnsi="Arial"/>
-          <w:sz w:val="21"/>
+          <w:color w:val="475569"/>
         </w:rPr>
         <w:t xml:space="preserve">•  </w:t>
       </w:r>
@@ -255,7 +348,7 @@
           <w:color w:val="475569"/>
           <w:sz w:val="21"/>
         </w:rPr>
-        <w:t>Epigastric pain or discomfort.</w:t>
+        <w:t>[Physical examination finding or diagnostic sign 3]</w:t>
       </w:r>
     </w:p>
     <w:p>
@@ -265,8 +358,7 @@
       </w:pPr>
       <w:r>
         <w:rPr>
-          <w:rFonts w:ascii="Arial" w:hAnsi="Arial"/>
-          <w:sz w:val="21"/>
+          <w:color w:val="475569"/>
         </w:rPr>
         <w:t xml:space="preserve">•  </w:t>
       </w:r>
@@ -276,33 +368,19 @@
           <w:color w:val="475569"/>
           <w:sz w:val="21"/>
         </w:rPr>
-        <w:t>Dysphagia or sensation of a lump in the throat (globus).</w:t>
+        <w:t>[Physical examination finding or diagnostic sign 4]</w:t>
       </w:r>
     </w:p>
     <w:p>
       <w:pPr>
-        <w:spacing w:after="60"/>
-        <w:ind w:left="360"/>
-      </w:pPr>
-      <w:r>
-        <w:rPr>
-          <w:rFonts w:ascii="Arial" w:hAnsi="Arial"/>
-          <w:sz w:val="21"/>
-        </w:rPr>
-        <w:t xml:space="preserve">•  </w:t>
-      </w:r>
-      <w:r>
-        <w:rPr>
-          <w:rFonts w:ascii="Arial" w:hAnsi="Arial"/>
-          <w:color w:val="475569"/>
-          <w:sz w:val="21"/>
-        </w:rPr>
-        <w:t>Chronic dry cough, hoarseness, or sore throat due to acid micro-aspiration.</w:t>
-      </w:r>
-    </w:p>
-    <w:p>
-      <w:pPr>
-        <w:spacing w:before="160" w:after="80"/>
+        <w:keepNext/>
+        <w:spacing w:before="360" w:after="120"/>
+        <w:pBdr>
+          <w:top w:val="none"/>
+          <w:left w:val="single" w:sz="24" w:space="8" w:color="0F766E"/>
+          <w:bottom w:val="none"/>
+          <w:right w:val="none"/>
+        </w:pBdr>
       </w:pPr>
       <w:r>
         <w:rPr>
@@ -316,13 +394,572 @@
     </w:p>
     <w:p>
       <w:pPr>
+        <w:spacing w:after="160"/>
+      </w:pPr>
+      <w:r>
+        <w:rPr>
+          <w:rFonts w:ascii="Arial" w:hAnsi="Arial"/>
+          <w:color w:val="475569"/>
+          <w:sz w:val="21"/>
+        </w:rPr>
+        <w:t>[Specify the diagnostic process, diagnostic tools, investigations, or specific testing criteria below:]</w:t>
+      </w:r>
+    </w:p>
+    <w:tbl>
+      <w:tblPr>
+        <w:tblW w:type="auto" w:w="0"/>
+        <w:jc w:val="center"/>
+        <w:tblLook w:firstColumn="1" w:firstRow="1" w:lastColumn="0" w:lastRow="0" w:noHBand="0" w:noVBand="1" w:val="04A0"/>
+      </w:tblPr>
+      <w:tblGrid>
+        <w:gridCol w:w="9360"/>
+      </w:tblGrid>
+      <w:tr>
+        <w:tc>
+          <w:tcPr>
+            <w:tcW w:type="dxa" w:w="9360"/>
+            <w:shd w:fill="F0FDFA"/>
+            <w:tcMar>
+              <w:top w:w="140" w:type="dxa"/>
+              <w:bottom w:w="140" w:type="dxa"/>
+              <w:left w:w="200" w:type="dxa"/>
+              <w:right w:w="200" w:type="dxa"/>
+            </w:tcMar>
+            <w:tcBorders>
+              <w:top w:val="none"/>
+              <w:left w:val="single" w:sz="24" w:space="0" w:color="0F766E"/>
+              <w:bottom w:val="none"/>
+              <w:right w:val="none"/>
+            </w:tcBorders>
+          </w:tcPr>
+          <w:p>
+            <w:pPr>
+              <w:spacing w:before="80" w:after="80"/>
+            </w:pPr>
+            <w:r>
+              <w:rPr>
+                <w:rFonts w:ascii="Arial" w:hAnsi="Arial"/>
+                <w:b/>
+                <w:color w:val="0F766E"/>
+                <w:sz w:val="20"/>
+              </w:rPr>
+              <w:t>Diagnostic Reference / Criteria Guide</w:t>
+            </w:r>
+          </w:p>
+          <w:p>
+            <w:pPr>
+              <w:spacing w:before="40" w:after="40"/>
+              <w:ind w:left="288"/>
+            </w:pPr>
+            <w:r>
+              <w:rPr>
+                <w:rFonts w:ascii="Arial" w:hAnsi="Arial"/>
+                <w:color w:val="0F766E"/>
+                <w:sz w:val="19"/>
+              </w:rPr>
+              <w:t xml:space="preserve">•  </w:t>
+            </w:r>
+            <w:r>
+              <w:rPr>
+                <w:rFonts w:ascii="Arial" w:hAnsi="Arial"/>
+                <w:color w:val="0F766E"/>
+                <w:sz w:val="19"/>
+              </w:rPr>
+              <w:t>[Diagnostic criteria step 1, classification rule, or clinical tool referral]</w:t>
+            </w:r>
+          </w:p>
+          <w:p>
+            <w:pPr>
+              <w:spacing w:before="40" w:after="40"/>
+              <w:ind w:left="288"/>
+            </w:pPr>
+            <w:r>
+              <w:rPr>
+                <w:rFonts w:ascii="Arial" w:hAnsi="Arial"/>
+                <w:color w:val="0F766E"/>
+                <w:sz w:val="19"/>
+              </w:rPr>
+              <w:t xml:space="preserve">•  </w:t>
+            </w:r>
+            <w:r>
+              <w:rPr>
+                <w:rFonts w:ascii="Arial" w:hAnsi="Arial"/>
+                <w:color w:val="0F766E"/>
+                <w:sz w:val="19"/>
+              </w:rPr>
+              <w:t>[Diagnostic criteria step 2, classification rule, or clinical tool referral]</w:t>
+            </w:r>
+          </w:p>
+          <w:p>
+            <w:pPr>
+              <w:spacing w:before="40" w:after="40"/>
+              <w:ind w:left="288"/>
+            </w:pPr>
+            <w:r>
+              <w:rPr>
+                <w:rFonts w:ascii="Arial" w:hAnsi="Arial"/>
+                <w:color w:val="0F766E"/>
+                <w:sz w:val="19"/>
+              </w:rPr>
+              <w:t xml:space="preserve">•  </w:t>
+            </w:r>
+            <w:r>
+              <w:rPr>
+                <w:rFonts w:ascii="Arial" w:hAnsi="Arial"/>
+                <w:color w:val="0F766E"/>
+                <w:sz w:val="19"/>
+              </w:rPr>
+              <w:t>[Key laboratory test, radiological investigation, or screening threshold]</w:t>
+            </w:r>
+          </w:p>
+          <w:p>
+            <w:pPr>
+              <w:spacing w:before="40" w:after="40"/>
+              <w:ind w:left="288"/>
+            </w:pPr>
+            <w:r>
+              <w:rPr>
+                <w:rFonts w:ascii="Arial" w:hAnsi="Arial"/>
+                <w:color w:val="0F766E"/>
+                <w:sz w:val="19"/>
+              </w:rPr>
+              <w:t xml:space="preserve">•  </w:t>
+            </w:r>
+            <w:r>
+              <w:rPr>
+                <w:rFonts w:ascii="Arial" w:hAnsi="Arial"/>
+                <w:color w:val="0F766E"/>
+                <w:sz w:val="19"/>
+              </w:rPr>
+              <w:t>[Key laboratory test, radiological investigation, or screening threshold]</w:t>
+            </w:r>
+          </w:p>
+        </w:tc>
+      </w:tr>
+    </w:tbl>
+    <w:p>
+      <w:pPr>
+        <w:spacing w:after="120"/>
+      </w:pPr>
+    </w:p>
+    <w:p>
+      <w:pPr>
+        <w:keepNext/>
+        <w:spacing w:before="360" w:after="120"/>
+        <w:pBdr>
+          <w:top w:val="none"/>
+          <w:left w:val="single" w:sz="24" w:space="8" w:color="0F766E"/>
+          <w:bottom w:val="none"/>
+          <w:right w:val="none"/>
+        </w:pBdr>
+      </w:pPr>
+      <w:r>
+        <w:rPr>
+          <w:rFonts w:ascii="Georgia" w:hAnsi="Georgia"/>
+          <w:b/>
+          <w:color w:val="0F766E"/>
+          <w:sz w:val="28"/>
+        </w:rPr>
+        <w:t>4. Complications</w:t>
+      </w:r>
+    </w:p>
+    <w:tbl>
+      <w:tblPr>
+        <w:tblW w:type="auto" w:w="0"/>
+        <w:jc w:val="center"/>
+        <w:tblLook w:firstColumn="1" w:firstRow="1" w:lastColumn="0" w:lastRow="0" w:noHBand="0" w:noVBand="1" w:val="04A0"/>
+      </w:tblPr>
+      <w:tblGrid>
+        <w:gridCol w:w="4680"/>
+        <w:gridCol w:w="4680"/>
+      </w:tblGrid>
+      <w:tr>
+        <w:tc>
+          <w:tcPr>
+            <w:tcW w:type="dxa" w:w="4680"/>
+            <w:shd w:fill="0F766E"/>
+            <w:tcMar>
+              <w:top w:w="100" w:type="dxa"/>
+              <w:bottom w:w="100" w:type="dxa"/>
+              <w:left w:w="150" w:type="dxa"/>
+              <w:right w:w="150" w:type="dxa"/>
+            </w:tcMar>
+          </w:tcPr>
+          <w:p>
+            <w:pPr>
+              <w:spacing w:before="40" w:after="40"/>
+            </w:pPr>
+            <w:r>
+              <w:rPr>
+                <w:rFonts w:ascii="Arial" w:hAnsi="Arial"/>
+                <w:b/>
+                <w:color w:val="FFFFFF"/>
+                <w:sz w:val="20"/>
+              </w:rPr>
+              <w:t>Complication / Risk</w:t>
+            </w:r>
+          </w:p>
+        </w:tc>
+        <w:tc>
+          <w:tcPr>
+            <w:tcW w:type="dxa" w:w="4680"/>
+            <w:shd w:fill="0F766E"/>
+            <w:tcMar>
+              <w:top w:w="100" w:type="dxa"/>
+              <w:bottom w:w="100" w:type="dxa"/>
+              <w:left w:w="150" w:type="dxa"/>
+              <w:right w:w="150" w:type="dxa"/>
+            </w:tcMar>
+          </w:tcPr>
+          <w:p>
+            <w:pPr>
+              <w:spacing w:before="40" w:after="40"/>
+            </w:pPr>
+            <w:r>
+              <w:rPr>
+                <w:rFonts w:ascii="Arial" w:hAnsi="Arial"/>
+                <w:b/>
+                <w:color w:val="FFFFFF"/>
+                <w:sz w:val="20"/>
+              </w:rPr>
+              <w:t>Clinical Notes / Prevention</w:t>
+            </w:r>
+          </w:p>
+        </w:tc>
+      </w:tr>
+      <w:tr>
+        <w:tc>
+          <w:tcPr>
+            <w:tcW w:type="dxa" w:w="4680"/>
+            <w:shd w:fill="FFFFFF"/>
+            <w:tcMar>
+              <w:top w:w="100" w:type="dxa"/>
+              <w:bottom w:w="100" w:type="dxa"/>
+              <w:left w:w="150" w:type="dxa"/>
+              <w:right w:w="150" w:type="dxa"/>
+            </w:tcMar>
+            <w:tcBorders>
+              <w:top w:val="none"/>
+              <w:left w:val="none"/>
+              <w:bottom w:val="single" w:sz="4" w:space="0" w:color="CBD5E1"/>
+              <w:right w:val="none"/>
+            </w:tcBorders>
+          </w:tcPr>
+          <w:p>
+            <w:pPr>
+              <w:spacing w:before="40" w:after="40"/>
+            </w:pPr>
+            <w:r>
+              <w:rPr>
+                <w:rFonts w:ascii="Arial" w:hAnsi="Arial"/>
+                <w:color w:val="475569"/>
+                <w:sz w:val="19"/>
+              </w:rPr>
+              <w:t>[Complication or risk 1]</w:t>
+            </w:r>
+          </w:p>
+        </w:tc>
+        <w:tc>
+          <w:tcPr>
+            <w:tcW w:type="dxa" w:w="4680"/>
+            <w:shd w:fill="FFFFFF"/>
+            <w:tcMar>
+              <w:top w:w="100" w:type="dxa"/>
+              <w:bottom w:w="100" w:type="dxa"/>
+              <w:left w:w="150" w:type="dxa"/>
+              <w:right w:w="150" w:type="dxa"/>
+            </w:tcMar>
+            <w:tcBorders>
+              <w:top w:val="none"/>
+              <w:left w:val="none"/>
+              <w:bottom w:val="single" w:sz="4" w:space="0" w:color="CBD5E1"/>
+              <w:right w:val="none"/>
+            </w:tcBorders>
+          </w:tcPr>
+          <w:p>
+            <w:pPr>
+              <w:spacing w:before="40" w:after="40"/>
+            </w:pPr>
+            <w:r>
+              <w:rPr>
+                <w:rFonts w:ascii="Arial" w:hAnsi="Arial"/>
+                <w:color w:val="475569"/>
+                <w:sz w:val="19"/>
+              </w:rPr>
+              <w:t>[Clinical notes, preventative strategies, or management implications for complication 1]</w:t>
+            </w:r>
+          </w:p>
+        </w:tc>
+      </w:tr>
+      <w:tr>
+        <w:tc>
+          <w:tcPr>
+            <w:tcW w:type="dxa" w:w="4680"/>
+            <w:shd w:fill="F8FAFC"/>
+            <w:tcMar>
+              <w:top w:w="100" w:type="dxa"/>
+              <w:bottom w:w="100" w:type="dxa"/>
+              <w:left w:w="150" w:type="dxa"/>
+              <w:right w:w="150" w:type="dxa"/>
+            </w:tcMar>
+            <w:tcBorders>
+              <w:top w:val="none"/>
+              <w:left w:val="none"/>
+              <w:bottom w:val="single" w:sz="4" w:space="0" w:color="CBD5E1"/>
+              <w:right w:val="none"/>
+            </w:tcBorders>
+          </w:tcPr>
+          <w:p>
+            <w:pPr>
+              <w:spacing w:before="40" w:after="40"/>
+            </w:pPr>
+            <w:r>
+              <w:rPr>
+                <w:rFonts w:ascii="Arial" w:hAnsi="Arial"/>
+                <w:color w:val="475569"/>
+                <w:sz w:val="19"/>
+              </w:rPr>
+              <w:t>[Complication or risk 2]</w:t>
+            </w:r>
+          </w:p>
+        </w:tc>
+        <w:tc>
+          <w:tcPr>
+            <w:tcW w:type="dxa" w:w="4680"/>
+            <w:shd w:fill="F8FAFC"/>
+            <w:tcMar>
+              <w:top w:w="100" w:type="dxa"/>
+              <w:bottom w:w="100" w:type="dxa"/>
+              <w:left w:w="150" w:type="dxa"/>
+              <w:right w:w="150" w:type="dxa"/>
+            </w:tcMar>
+            <w:tcBorders>
+              <w:top w:val="none"/>
+              <w:left w:val="none"/>
+              <w:bottom w:val="single" w:sz="4" w:space="0" w:color="CBD5E1"/>
+              <w:right w:val="none"/>
+            </w:tcBorders>
+          </w:tcPr>
+          <w:p>
+            <w:pPr>
+              <w:spacing w:before="40" w:after="40"/>
+            </w:pPr>
+            <w:r>
+              <w:rPr>
+                <w:rFonts w:ascii="Arial" w:hAnsi="Arial"/>
+                <w:color w:val="475569"/>
+                <w:sz w:val="19"/>
+              </w:rPr>
+              <w:t>[Clinical notes, preventative strategies, or management implications for complication 2]</w:t>
+            </w:r>
+          </w:p>
+        </w:tc>
+      </w:tr>
+      <w:tr>
+        <w:tc>
+          <w:tcPr>
+            <w:tcW w:type="dxa" w:w="4680"/>
+            <w:shd w:fill="FFFFFF"/>
+            <w:tcMar>
+              <w:top w:w="100" w:type="dxa"/>
+              <w:bottom w:w="100" w:type="dxa"/>
+              <w:left w:w="150" w:type="dxa"/>
+              <w:right w:w="150" w:type="dxa"/>
+            </w:tcMar>
+            <w:tcBorders>
+              <w:top w:val="none"/>
+              <w:left w:val="none"/>
+              <w:bottom w:val="single" w:sz="4" w:space="0" w:color="CBD5E1"/>
+              <w:right w:val="none"/>
+            </w:tcBorders>
+          </w:tcPr>
+          <w:p>
+            <w:pPr>
+              <w:spacing w:before="40" w:after="40"/>
+            </w:pPr>
+            <w:r>
+              <w:rPr>
+                <w:rFonts w:ascii="Arial" w:hAnsi="Arial"/>
+                <w:color w:val="475569"/>
+                <w:sz w:val="19"/>
+              </w:rPr>
+              <w:t>[Complication or risk 3]</w:t>
+            </w:r>
+          </w:p>
+        </w:tc>
+        <w:tc>
+          <w:tcPr>
+            <w:tcW w:type="dxa" w:w="4680"/>
+            <w:shd w:fill="FFFFFF"/>
+            <w:tcMar>
+              <w:top w:w="100" w:type="dxa"/>
+              <w:bottom w:w="100" w:type="dxa"/>
+              <w:left w:w="150" w:type="dxa"/>
+              <w:right w:w="150" w:type="dxa"/>
+            </w:tcMar>
+            <w:tcBorders>
+              <w:top w:val="none"/>
+              <w:left w:val="none"/>
+              <w:bottom w:val="single" w:sz="4" w:space="0" w:color="CBD5E1"/>
+              <w:right w:val="none"/>
+            </w:tcBorders>
+          </w:tcPr>
+          <w:p>
+            <w:pPr>
+              <w:spacing w:before="40" w:after="40"/>
+            </w:pPr>
+            <w:r>
+              <w:rPr>
+                <w:rFonts w:ascii="Arial" w:hAnsi="Arial"/>
+                <w:color w:val="475569"/>
+                <w:sz w:val="19"/>
+              </w:rPr>
+              <w:t>[Clinical notes, preventative strategies, or management implications for complication 3]</w:t>
+            </w:r>
+          </w:p>
+        </w:tc>
+      </w:tr>
+      <w:tr>
+        <w:tc>
+          <w:tcPr>
+            <w:tcW w:type="dxa" w:w="4680"/>
+            <w:shd w:fill="F8FAFC"/>
+            <w:tcMar>
+              <w:top w:w="100" w:type="dxa"/>
+              <w:bottom w:w="100" w:type="dxa"/>
+              <w:left w:w="150" w:type="dxa"/>
+              <w:right w:w="150" w:type="dxa"/>
+            </w:tcMar>
+            <w:tcBorders>
+              <w:top w:val="none"/>
+              <w:left w:val="none"/>
+              <w:bottom w:val="single" w:sz="4" w:space="0" w:color="CBD5E1"/>
+              <w:right w:val="none"/>
+            </w:tcBorders>
+          </w:tcPr>
+          <w:p>
+            <w:pPr>
+              <w:spacing w:before="40" w:after="40"/>
+            </w:pPr>
+            <w:r>
+              <w:rPr>
+                <w:rFonts w:ascii="Arial" w:hAnsi="Arial"/>
+                <w:color w:val="475569"/>
+                <w:sz w:val="19"/>
+              </w:rPr>
+              <w:t>[Complication or risk 4]</w:t>
+            </w:r>
+          </w:p>
+        </w:tc>
+        <w:tc>
+          <w:tcPr>
+            <w:tcW w:type="dxa" w:w="4680"/>
+            <w:shd w:fill="F8FAFC"/>
+            <w:tcMar>
+              <w:top w:w="100" w:type="dxa"/>
+              <w:bottom w:w="100" w:type="dxa"/>
+              <w:left w:w="150" w:type="dxa"/>
+              <w:right w:w="150" w:type="dxa"/>
+            </w:tcMar>
+            <w:tcBorders>
+              <w:top w:val="none"/>
+              <w:left w:val="none"/>
+              <w:bottom w:val="single" w:sz="4" w:space="0" w:color="CBD5E1"/>
+              <w:right w:val="none"/>
+            </w:tcBorders>
+          </w:tcPr>
+          <w:p>
+            <w:pPr>
+              <w:spacing w:before="40" w:after="40"/>
+            </w:pPr>
+            <w:r>
+              <w:rPr>
+                <w:rFonts w:ascii="Arial" w:hAnsi="Arial"/>
+                <w:color w:val="475569"/>
+                <w:sz w:val="19"/>
+              </w:rPr>
+              <w:t>[Clinical notes, preventative strategies, or management implications for complication 4]</w:t>
+            </w:r>
+          </w:p>
+        </w:tc>
+      </w:tr>
+    </w:tbl>
+    <w:p>
+      <w:pPr>
+        <w:spacing w:after="240"/>
+      </w:pPr>
+    </w:p>
+    <w:p>
+      <w:pPr>
+        <w:keepNext/>
+        <w:spacing w:before="360" w:after="120"/>
+        <w:pBdr>
+          <w:top w:val="none"/>
+          <w:left w:val="single" w:sz="24" w:space="8" w:color="0F766E"/>
+          <w:bottom w:val="none"/>
+          <w:right w:val="none"/>
+        </w:pBdr>
+      </w:pPr>
+      <w:r>
+        <w:rPr>
+          <w:rFonts w:ascii="Georgia" w:hAnsi="Georgia"/>
+          <w:b/>
+          <w:color w:val="0F766E"/>
+          <w:sz w:val="28"/>
+        </w:rPr>
+        <w:t>5. Management</w:t>
+      </w:r>
+    </w:p>
+    <w:p>
+      <w:pPr>
+        <w:spacing w:after="160"/>
+      </w:pPr>
+      <w:r>
+        <w:rPr>
+          <w:rFonts w:ascii="Arial" w:hAnsi="Arial"/>
+          <w:i/>
+          <w:color w:val="64748B"/>
+          <w:sz w:val="21"/>
+        </w:rPr>
+        <w:t>[Detail the care pathway, non-pharmacological adjustments, and drug therapies below. Cite relevant national guidelines where applicable.]</w:t>
+      </w:r>
+    </w:p>
+    <w:p>
+      <w:pPr>
+        <w:keepNext/>
+        <w:spacing w:before="240" w:after="80"/>
+      </w:pPr>
+      <w:r>
+        <w:rPr>
+          <w:rFonts w:ascii="Georgia" w:hAnsi="Georgia"/>
+          <w:b/>
+          <w:color w:val="0F766E"/>
+          <w:sz w:val="23"/>
+        </w:rPr>
+        <w:t>5a. Non-Pharmacological Management</w:t>
+      </w:r>
+    </w:p>
+    <w:p>
+      <w:pPr>
+        <w:spacing w:after="160"/>
+      </w:pPr>
+      <w:r>
+        <w:rPr>
+          <w:rFonts w:ascii="Arial" w:hAnsi="Arial"/>
+          <w:color w:val="475569"/>
+          <w:sz w:val="21"/>
+        </w:rPr>
+        <w:t>[Identify lifestyle modifications, patient education topics, and non-pharmacological strategies to address at each consultation:]</w:t>
+      </w:r>
+    </w:p>
+    <w:p>
+      <w:pPr>
         <w:spacing w:after="60"/>
         <w:ind w:left="360"/>
       </w:pPr>
       <w:r>
         <w:rPr>
-          <w:rFonts w:ascii="Arial" w:hAnsi="Arial"/>
-          <w:sz w:val="21"/>
+          <w:color w:val="475569"/>
         </w:rPr>
         <w:t xml:space="preserve">•  </w:t>
       </w:r>
@@ -332,7 +969,7 @@
           <w:color w:val="475569"/>
           <w:sz w:val="21"/>
         </w:rPr>
-        <w:t>Clinical diagnosis: classic symptoms responsive to empiric Proton Pump Inhibitor (PPI) trial.</w:t>
+        <w:t>[Lifestyle modification, diet/exercise advice, or sleep hygiene parameter 1]</w:t>
       </w:r>
     </w:p>
     <w:p>
@@ -342,8 +979,7 @@
       </w:pPr>
       <w:r>
         <w:rPr>
-          <w:rFonts w:ascii="Arial" w:hAnsi="Arial"/>
-          <w:sz w:val="21"/>
+          <w:color w:val="475569"/>
         </w:rPr>
         <w:t xml:space="preserve">•  </w:t>
       </w:r>
@@ -353,7 +989,7 @@
           <w:color w:val="475569"/>
           <w:sz w:val="21"/>
         </w:rPr>
-        <w:t>Upper endoscopy (Gastroscopy) if red flag symptoms exist (dysphagia, weight loss, anaemia).</w:t>
+        <w:t>[Lifestyle modification, diet/exercise advice, or sleep hygiene parameter 2]</w:t>
       </w:r>
     </w:p>
     <w:p>
@@ -363,8 +999,7 @@
       </w:pPr>
       <w:r>
         <w:rPr>
-          <w:rFonts w:ascii="Arial" w:hAnsi="Arial"/>
-          <w:sz w:val="21"/>
+          <w:color w:val="475569"/>
         </w:rPr>
         <w:t xml:space="preserve">•  </w:t>
       </w:r>
@@ -374,7 +1009,7 @@
           <w:color w:val="475569"/>
           <w:sz w:val="21"/>
         </w:rPr>
-        <w:t>24-hour ambulatory pH monitoring to quantify acid exposure.</w:t>
+        <w:t>[Cognitive behavioral therapy, relaxation training, or allied health referral]</w:t>
       </w:r>
     </w:p>
     <w:p>
@@ -384,8 +1019,7 @@
       </w:pPr>
       <w:r>
         <w:rPr>
-          <w:rFonts w:ascii="Arial" w:hAnsi="Arial"/>
-          <w:sz w:val="21"/>
+          <w:color w:val="475569"/>
         </w:rPr>
         <w:t xml:space="preserve">•  </w:t>
       </w:r>
@@ -395,12 +1029,675 @@
           <w:color w:val="475569"/>
           <w:sz w:val="21"/>
         </w:rPr>
-        <w:t>Oesophageal manometry to assess lower oesophageal sphincter (LOS) function.</w:t>
+        <w:t>[Allied health or physical therapy intervention]</w:t>
       </w:r>
     </w:p>
     <w:p>
       <w:pPr>
-        <w:spacing w:before="160" w:after="80"/>
+        <w:keepNext/>
+        <w:spacing w:before="240" w:after="80"/>
+      </w:pPr>
+      <w:r>
+        <w:rPr>
+          <w:rFonts w:ascii="Georgia" w:hAnsi="Georgia"/>
+          <w:b/>
+          <w:color w:val="0F766E"/>
+          <w:sz w:val="23"/>
+        </w:rPr>
+        <w:t>5b. Pharmacological Management</w:t>
+      </w:r>
+    </w:p>
+    <w:p>
+      <w:pPr>
+        <w:spacing w:after="160"/>
+      </w:pPr>
+      <w:r>
+        <w:rPr>
+          <w:rFonts w:ascii="Arial" w:hAnsi="Arial"/>
+          <w:color w:val="475569"/>
+          <w:sz w:val="21"/>
+        </w:rPr>
+        <w:t>[Detail pharmacological treatment choices, starting doses, titration schedules, and maximum limits in the table below. Avoid medication overuse risks.]</w:t>
+      </w:r>
+    </w:p>
+    <w:tbl>
+      <w:tblPr>
+        <w:tblW w:type="auto" w:w="0"/>
+        <w:jc w:val="center"/>
+        <w:tblLook w:firstColumn="1" w:firstRow="1" w:lastColumn="0" w:lastRow="0" w:noHBand="0" w:noVBand="1" w:val="04A0"/>
+      </w:tblPr>
+      <w:tblGrid>
+        <w:gridCol w:w="2340"/>
+        <w:gridCol w:w="2340"/>
+        <w:gridCol w:w="2340"/>
+        <w:gridCol w:w="2340"/>
+      </w:tblGrid>
+      <w:tr>
+        <w:tc>
+          <w:tcPr>
+            <w:tcW w:type="dxa" w:w="2340"/>
+            <w:shd w:fill="0F766E"/>
+            <w:tcMar>
+              <w:top w:w="100" w:type="dxa"/>
+              <w:bottom w:w="100" w:type="dxa"/>
+              <w:left w:w="150" w:type="dxa"/>
+              <w:right w:w="150" w:type="dxa"/>
+            </w:tcMar>
+          </w:tcPr>
+          <w:p>
+            <w:pPr>
+              <w:spacing w:before="40" w:after="40"/>
+            </w:pPr>
+            <w:r>
+              <w:rPr>
+                <w:rFonts w:ascii="Arial" w:hAnsi="Arial"/>
+                <w:b/>
+                <w:color w:val="FFFFFF"/>
+                <w:sz w:val="20"/>
+              </w:rPr>
+              <w:t>Drug Class / Example</w:t>
+            </w:r>
+          </w:p>
+        </w:tc>
+        <w:tc>
+          <w:tcPr>
+            <w:tcW w:type="dxa" w:w="2340"/>
+            <w:shd w:fill="0F766E"/>
+            <w:tcMar>
+              <w:top w:w="100" w:type="dxa"/>
+              <w:bottom w:w="100" w:type="dxa"/>
+              <w:left w:w="150" w:type="dxa"/>
+              <w:right w:w="150" w:type="dxa"/>
+            </w:tcMar>
+          </w:tcPr>
+          <w:p>
+            <w:pPr>
+              <w:spacing w:before="40" w:after="40"/>
+            </w:pPr>
+            <w:r>
+              <w:rPr>
+                <w:rFonts w:ascii="Arial" w:hAnsi="Arial"/>
+                <w:b/>
+                <w:color w:val="FFFFFF"/>
+                <w:sz w:val="20"/>
+              </w:rPr>
+              <w:t>Starting Dose</w:t>
+            </w:r>
+          </w:p>
+        </w:tc>
+        <w:tc>
+          <w:tcPr>
+            <w:tcW w:type="dxa" w:w="2340"/>
+            <w:shd w:fill="0F766E"/>
+            <w:tcMar>
+              <w:top w:w="100" w:type="dxa"/>
+              <w:bottom w:w="100" w:type="dxa"/>
+              <w:left w:w="150" w:type="dxa"/>
+              <w:right w:w="150" w:type="dxa"/>
+            </w:tcMar>
+          </w:tcPr>
+          <w:p>
+            <w:pPr>
+              <w:spacing w:before="40" w:after="40"/>
+            </w:pPr>
+            <w:r>
+              <w:rPr>
+                <w:rFonts w:ascii="Arial" w:hAnsi="Arial"/>
+                <w:b/>
+                <w:color w:val="FFFFFF"/>
+                <w:sz w:val="20"/>
+              </w:rPr>
+              <w:t>Maximum Dose</w:t>
+            </w:r>
+          </w:p>
+        </w:tc>
+        <w:tc>
+          <w:tcPr>
+            <w:tcW w:type="dxa" w:w="2340"/>
+            <w:shd w:fill="0F766E"/>
+            <w:tcMar>
+              <w:top w:w="100" w:type="dxa"/>
+              <w:bottom w:w="100" w:type="dxa"/>
+              <w:left w:w="150" w:type="dxa"/>
+              <w:right w:w="150" w:type="dxa"/>
+            </w:tcMar>
+          </w:tcPr>
+          <w:p>
+            <w:pPr>
+              <w:spacing w:before="40" w:after="40"/>
+            </w:pPr>
+            <w:r>
+              <w:rPr>
+                <w:rFonts w:ascii="Arial" w:hAnsi="Arial"/>
+                <w:b/>
+                <w:color w:val="FFFFFF"/>
+                <w:sz w:val="20"/>
+              </w:rPr>
+              <w:t>Titration &amp; Key Side Effects</w:t>
+            </w:r>
+          </w:p>
+        </w:tc>
+      </w:tr>
+      <w:tr>
+        <w:tc>
+          <w:tcPr>
+            <w:tcW w:type="dxa" w:w="2340"/>
+            <w:shd w:fill="FFFFFF"/>
+            <w:tcMar>
+              <w:top w:w="100" w:type="dxa"/>
+              <w:bottom w:w="100" w:type="dxa"/>
+              <w:left w:w="150" w:type="dxa"/>
+              <w:right w:w="150" w:type="dxa"/>
+            </w:tcMar>
+            <w:tcBorders>
+              <w:top w:val="none"/>
+              <w:left w:val="none"/>
+              <w:bottom w:val="single" w:sz="4" w:space="0" w:color="CBD5E1"/>
+              <w:right w:val="none"/>
+            </w:tcBorders>
+          </w:tcPr>
+          <w:p>
+            <w:pPr>
+              <w:spacing w:before="40" w:after="40"/>
+            </w:pPr>
+            <w:r>
+              <w:rPr>
+                <w:rFonts w:ascii="Arial" w:hAnsi="Arial"/>
+                <w:color w:val="475569"/>
+                <w:sz w:val="19"/>
+              </w:rPr>
+              <w:t>[First-line drug or class 1]</w:t>
+            </w:r>
+          </w:p>
+        </w:tc>
+        <w:tc>
+          <w:tcPr>
+            <w:tcW w:type="dxa" w:w="2340"/>
+            <w:shd w:fill="FFFFFF"/>
+            <w:tcMar>
+              <w:top w:w="100" w:type="dxa"/>
+              <w:bottom w:w="100" w:type="dxa"/>
+              <w:left w:w="150" w:type="dxa"/>
+              <w:right w:w="150" w:type="dxa"/>
+            </w:tcMar>
+            <w:tcBorders>
+              <w:top w:val="none"/>
+              <w:left w:val="none"/>
+              <w:bottom w:val="single" w:sz="4" w:space="0" w:color="CBD5E1"/>
+              <w:right w:val="none"/>
+            </w:tcBorders>
+          </w:tcPr>
+          <w:p>
+            <w:pPr>
+              <w:spacing w:before="40" w:after="40"/>
+            </w:pPr>
+            <w:r>
+              <w:rPr>
+                <w:rFonts w:ascii="Arial" w:hAnsi="Arial"/>
+                <w:color w:val="475569"/>
+                <w:sz w:val="19"/>
+              </w:rPr>
+              <w:t>[Starting dose, route, and frequency]</w:t>
+            </w:r>
+          </w:p>
+        </w:tc>
+        <w:tc>
+          <w:tcPr>
+            <w:tcW w:type="dxa" w:w="2340"/>
+            <w:shd w:fill="FFFFFF"/>
+            <w:tcMar>
+              <w:top w:w="100" w:type="dxa"/>
+              <w:bottom w:w="100" w:type="dxa"/>
+              <w:left w:w="150" w:type="dxa"/>
+              <w:right w:w="150" w:type="dxa"/>
+            </w:tcMar>
+            <w:tcBorders>
+              <w:top w:val="none"/>
+              <w:left w:val="none"/>
+              <w:bottom w:val="single" w:sz="4" w:space="0" w:color="CBD5E1"/>
+              <w:right w:val="none"/>
+            </w:tcBorders>
+          </w:tcPr>
+          <w:p>
+            <w:pPr>
+              <w:spacing w:before="40" w:after="40"/>
+            </w:pPr>
+            <w:r>
+              <w:rPr>
+                <w:rFonts w:ascii="Arial" w:hAnsi="Arial"/>
+                <w:color w:val="475569"/>
+                <w:sz w:val="19"/>
+              </w:rPr>
+              <w:t>[Maximum dose/24h or duration limit]</w:t>
+            </w:r>
+          </w:p>
+        </w:tc>
+        <w:tc>
+          <w:tcPr>
+            <w:tcW w:type="dxa" w:w="2340"/>
+            <w:shd w:fill="FFFFFF"/>
+            <w:tcMar>
+              <w:top w:w="100" w:type="dxa"/>
+              <w:bottom w:w="100" w:type="dxa"/>
+              <w:left w:w="150" w:type="dxa"/>
+              <w:right w:w="150" w:type="dxa"/>
+            </w:tcMar>
+            <w:tcBorders>
+              <w:top w:val="none"/>
+              <w:left w:val="none"/>
+              <w:bottom w:val="single" w:sz="4" w:space="0" w:color="CBD5E1"/>
+              <w:right w:val="none"/>
+            </w:tcBorders>
+          </w:tcPr>
+          <w:p>
+            <w:pPr>
+              <w:spacing w:before="40" w:after="40"/>
+            </w:pPr>
+            <w:r>
+              <w:rPr>
+                <w:rFonts w:ascii="Arial" w:hAnsi="Arial"/>
+                <w:color w:val="475569"/>
+                <w:sz w:val="19"/>
+              </w:rPr>
+              <w:t>[Titration notes, contraindications, and main side effects]</w:t>
+            </w:r>
+          </w:p>
+        </w:tc>
+      </w:tr>
+      <w:tr>
+        <w:tc>
+          <w:tcPr>
+            <w:tcW w:type="dxa" w:w="2340"/>
+            <w:shd w:fill="F8FAFC"/>
+            <w:tcMar>
+              <w:top w:w="100" w:type="dxa"/>
+              <w:bottom w:w="100" w:type="dxa"/>
+              <w:left w:w="150" w:type="dxa"/>
+              <w:right w:w="150" w:type="dxa"/>
+            </w:tcMar>
+            <w:tcBorders>
+              <w:top w:val="none"/>
+              <w:left w:val="none"/>
+              <w:bottom w:val="single" w:sz="4" w:space="0" w:color="CBD5E1"/>
+              <w:right w:val="none"/>
+            </w:tcBorders>
+          </w:tcPr>
+          <w:p>
+            <w:pPr>
+              <w:spacing w:before="40" w:after="40"/>
+            </w:pPr>
+            <w:r>
+              <w:rPr>
+                <w:rFonts w:ascii="Arial" w:hAnsi="Arial"/>
+                <w:color w:val="475569"/>
+                <w:sz w:val="19"/>
+              </w:rPr>
+              <w:t>[First-line drug or class 2]</w:t>
+            </w:r>
+          </w:p>
+        </w:tc>
+        <w:tc>
+          <w:tcPr>
+            <w:tcW w:type="dxa" w:w="2340"/>
+            <w:shd w:fill="F8FAFC"/>
+            <w:tcMar>
+              <w:top w:w="100" w:type="dxa"/>
+              <w:bottom w:w="100" w:type="dxa"/>
+              <w:left w:w="150" w:type="dxa"/>
+              <w:right w:w="150" w:type="dxa"/>
+            </w:tcMar>
+            <w:tcBorders>
+              <w:top w:val="none"/>
+              <w:left w:val="none"/>
+              <w:bottom w:val="single" w:sz="4" w:space="0" w:color="CBD5E1"/>
+              <w:right w:val="none"/>
+            </w:tcBorders>
+          </w:tcPr>
+          <w:p>
+            <w:pPr>
+              <w:spacing w:before="40" w:after="40"/>
+            </w:pPr>
+            <w:r>
+              <w:rPr>
+                <w:rFonts w:ascii="Arial" w:hAnsi="Arial"/>
+                <w:color w:val="475569"/>
+                <w:sz w:val="19"/>
+              </w:rPr>
+              <w:t>[Starting dose, route, and frequency]</w:t>
+            </w:r>
+          </w:p>
+        </w:tc>
+        <w:tc>
+          <w:tcPr>
+            <w:tcW w:type="dxa" w:w="2340"/>
+            <w:shd w:fill="F8FAFC"/>
+            <w:tcMar>
+              <w:top w:w="100" w:type="dxa"/>
+              <w:bottom w:w="100" w:type="dxa"/>
+              <w:left w:w="150" w:type="dxa"/>
+              <w:right w:w="150" w:type="dxa"/>
+            </w:tcMar>
+            <w:tcBorders>
+              <w:top w:val="none"/>
+              <w:left w:val="none"/>
+              <w:bottom w:val="single" w:sz="4" w:space="0" w:color="CBD5E1"/>
+              <w:right w:val="none"/>
+            </w:tcBorders>
+          </w:tcPr>
+          <w:p>
+            <w:pPr>
+              <w:spacing w:before="40" w:after="40"/>
+            </w:pPr>
+            <w:r>
+              <w:rPr>
+                <w:rFonts w:ascii="Arial" w:hAnsi="Arial"/>
+                <w:color w:val="475569"/>
+                <w:sz w:val="19"/>
+              </w:rPr>
+              <w:t>[Maximum dose/24h or duration limit]</w:t>
+            </w:r>
+          </w:p>
+        </w:tc>
+        <w:tc>
+          <w:tcPr>
+            <w:tcW w:type="dxa" w:w="2340"/>
+            <w:shd w:fill="F8FAFC"/>
+            <w:tcMar>
+              <w:top w:w="100" w:type="dxa"/>
+              <w:bottom w:w="100" w:type="dxa"/>
+              <w:left w:w="150" w:type="dxa"/>
+              <w:right w:w="150" w:type="dxa"/>
+            </w:tcMar>
+            <w:tcBorders>
+              <w:top w:val="none"/>
+              <w:left w:val="none"/>
+              <w:bottom w:val="single" w:sz="4" w:space="0" w:color="CBD5E1"/>
+              <w:right w:val="none"/>
+            </w:tcBorders>
+          </w:tcPr>
+          <w:p>
+            <w:pPr>
+              <w:spacing w:before="40" w:after="40"/>
+            </w:pPr>
+            <w:r>
+              <w:rPr>
+                <w:rFonts w:ascii="Arial" w:hAnsi="Arial"/>
+                <w:color w:val="475569"/>
+                <w:sz w:val="19"/>
+              </w:rPr>
+              <w:t>[Titration notes, contraindications, and main side effects]</w:t>
+            </w:r>
+          </w:p>
+        </w:tc>
+      </w:tr>
+      <w:tr>
+        <w:tc>
+          <w:tcPr>
+            <w:tcW w:type="dxa" w:w="2340"/>
+            <w:shd w:fill="FFFFFF"/>
+            <w:tcMar>
+              <w:top w:w="100" w:type="dxa"/>
+              <w:bottom w:w="100" w:type="dxa"/>
+              <w:left w:w="150" w:type="dxa"/>
+              <w:right w:w="150" w:type="dxa"/>
+            </w:tcMar>
+            <w:tcBorders>
+              <w:top w:val="none"/>
+              <w:left w:val="none"/>
+              <w:bottom w:val="single" w:sz="4" w:space="0" w:color="CBD5E1"/>
+              <w:right w:val="none"/>
+            </w:tcBorders>
+          </w:tcPr>
+          <w:p>
+            <w:pPr>
+              <w:spacing w:before="40" w:after="40"/>
+            </w:pPr>
+            <w:r>
+              <w:rPr>
+                <w:rFonts w:ascii="Arial" w:hAnsi="Arial"/>
+                <w:color w:val="475569"/>
+                <w:sz w:val="19"/>
+              </w:rPr>
+              <w:t>[Second-line drug or class 3]</w:t>
+            </w:r>
+          </w:p>
+        </w:tc>
+        <w:tc>
+          <w:tcPr>
+            <w:tcW w:type="dxa" w:w="2340"/>
+            <w:shd w:fill="FFFFFF"/>
+            <w:tcMar>
+              <w:top w:w="100" w:type="dxa"/>
+              <w:bottom w:w="100" w:type="dxa"/>
+              <w:left w:w="150" w:type="dxa"/>
+              <w:right w:w="150" w:type="dxa"/>
+            </w:tcMar>
+            <w:tcBorders>
+              <w:top w:val="none"/>
+              <w:left w:val="none"/>
+              <w:bottom w:val="single" w:sz="4" w:space="0" w:color="CBD5E1"/>
+              <w:right w:val="none"/>
+            </w:tcBorders>
+          </w:tcPr>
+          <w:p>
+            <w:pPr>
+              <w:spacing w:before="40" w:after="40"/>
+            </w:pPr>
+            <w:r>
+              <w:rPr>
+                <w:rFonts w:ascii="Arial" w:hAnsi="Arial"/>
+                <w:color w:val="475569"/>
+                <w:sz w:val="19"/>
+              </w:rPr>
+              <w:t>[Starting dose, route, and frequency]</w:t>
+            </w:r>
+          </w:p>
+        </w:tc>
+        <w:tc>
+          <w:tcPr>
+            <w:tcW w:type="dxa" w:w="2340"/>
+            <w:shd w:fill="FFFFFF"/>
+            <w:tcMar>
+              <w:top w:w="100" w:type="dxa"/>
+              <w:bottom w:w="100" w:type="dxa"/>
+              <w:left w:w="150" w:type="dxa"/>
+              <w:right w:w="150" w:type="dxa"/>
+            </w:tcMar>
+            <w:tcBorders>
+              <w:top w:val="none"/>
+              <w:left w:val="none"/>
+              <w:bottom w:val="single" w:sz="4" w:space="0" w:color="CBD5E1"/>
+              <w:right w:val="none"/>
+            </w:tcBorders>
+          </w:tcPr>
+          <w:p>
+            <w:pPr>
+              <w:spacing w:before="40" w:after="40"/>
+            </w:pPr>
+            <w:r>
+              <w:rPr>
+                <w:rFonts w:ascii="Arial" w:hAnsi="Arial"/>
+                <w:color w:val="475569"/>
+                <w:sz w:val="19"/>
+              </w:rPr>
+              <w:t>[Maximum dose/24h or duration limit]</w:t>
+            </w:r>
+          </w:p>
+        </w:tc>
+        <w:tc>
+          <w:tcPr>
+            <w:tcW w:type="dxa" w:w="2340"/>
+            <w:shd w:fill="FFFFFF"/>
+            <w:tcMar>
+              <w:top w:w="100" w:type="dxa"/>
+              <w:bottom w:w="100" w:type="dxa"/>
+              <w:left w:w="150" w:type="dxa"/>
+              <w:right w:w="150" w:type="dxa"/>
+            </w:tcMar>
+            <w:tcBorders>
+              <w:top w:val="none"/>
+              <w:left w:val="none"/>
+              <w:bottom w:val="single" w:sz="4" w:space="0" w:color="CBD5E1"/>
+              <w:right w:val="none"/>
+            </w:tcBorders>
+          </w:tcPr>
+          <w:p>
+            <w:pPr>
+              <w:spacing w:before="40" w:after="40"/>
+            </w:pPr>
+            <w:r>
+              <w:rPr>
+                <w:rFonts w:ascii="Arial" w:hAnsi="Arial"/>
+                <w:color w:val="475569"/>
+                <w:sz w:val="19"/>
+              </w:rPr>
+              <w:t>[Titration notes, contraindications, and main side effects]</w:t>
+            </w:r>
+          </w:p>
+        </w:tc>
+      </w:tr>
+      <w:tr>
+        <w:tc>
+          <w:tcPr>
+            <w:tcW w:type="dxa" w:w="2340"/>
+            <w:shd w:fill="F8FAFC"/>
+            <w:tcMar>
+              <w:top w:w="100" w:type="dxa"/>
+              <w:bottom w:w="100" w:type="dxa"/>
+              <w:left w:w="150" w:type="dxa"/>
+              <w:right w:w="150" w:type="dxa"/>
+            </w:tcMar>
+            <w:tcBorders>
+              <w:top w:val="none"/>
+              <w:left w:val="none"/>
+              <w:bottom w:val="single" w:sz="4" w:space="0" w:color="CBD5E1"/>
+              <w:right w:val="none"/>
+            </w:tcBorders>
+          </w:tcPr>
+          <w:p>
+            <w:pPr>
+              <w:spacing w:before="40" w:after="40"/>
+            </w:pPr>
+            <w:r>
+              <w:rPr>
+                <w:rFonts w:ascii="Arial" w:hAnsi="Arial"/>
+                <w:color w:val="475569"/>
+                <w:sz w:val="19"/>
+              </w:rPr>
+              <w:t>[Alternative / Adjoint class 4]</w:t>
+            </w:r>
+          </w:p>
+        </w:tc>
+        <w:tc>
+          <w:tcPr>
+            <w:tcW w:type="dxa" w:w="2340"/>
+            <w:shd w:fill="F8FAFC"/>
+            <w:tcMar>
+              <w:top w:w="100" w:type="dxa"/>
+              <w:bottom w:w="100" w:type="dxa"/>
+              <w:left w:w="150" w:type="dxa"/>
+              <w:right w:w="150" w:type="dxa"/>
+            </w:tcMar>
+            <w:tcBorders>
+              <w:top w:val="none"/>
+              <w:left w:val="none"/>
+              <w:bottom w:val="single" w:sz="4" w:space="0" w:color="CBD5E1"/>
+              <w:right w:val="none"/>
+            </w:tcBorders>
+          </w:tcPr>
+          <w:p>
+            <w:pPr>
+              <w:spacing w:before="40" w:after="40"/>
+            </w:pPr>
+            <w:r>
+              <w:rPr>
+                <w:rFonts w:ascii="Arial" w:hAnsi="Arial"/>
+                <w:color w:val="475569"/>
+                <w:sz w:val="19"/>
+              </w:rPr>
+              <w:t>[Starting dose, route, and frequency]</w:t>
+            </w:r>
+          </w:p>
+        </w:tc>
+        <w:tc>
+          <w:tcPr>
+            <w:tcW w:type="dxa" w:w="2340"/>
+            <w:shd w:fill="F8FAFC"/>
+            <w:tcMar>
+              <w:top w:w="100" w:type="dxa"/>
+              <w:bottom w:w="100" w:type="dxa"/>
+              <w:left w:w="150" w:type="dxa"/>
+              <w:right w:w="150" w:type="dxa"/>
+            </w:tcMar>
+            <w:tcBorders>
+              <w:top w:val="none"/>
+              <w:left w:val="none"/>
+              <w:bottom w:val="single" w:sz="4" w:space="0" w:color="CBD5E1"/>
+              <w:right w:val="none"/>
+            </w:tcBorders>
+          </w:tcPr>
+          <w:p>
+            <w:pPr>
+              <w:spacing w:before="40" w:after="40"/>
+            </w:pPr>
+            <w:r>
+              <w:rPr>
+                <w:rFonts w:ascii="Arial" w:hAnsi="Arial"/>
+                <w:color w:val="475569"/>
+                <w:sz w:val="19"/>
+              </w:rPr>
+              <w:t>[Maximum dose/24h or duration limit]</w:t>
+            </w:r>
+          </w:p>
+        </w:tc>
+        <w:tc>
+          <w:tcPr>
+            <w:tcW w:type="dxa" w:w="2340"/>
+            <w:shd w:fill="F8FAFC"/>
+            <w:tcMar>
+              <w:top w:w="100" w:type="dxa"/>
+              <w:bottom w:w="100" w:type="dxa"/>
+              <w:left w:w="150" w:type="dxa"/>
+              <w:right w:w="150" w:type="dxa"/>
+            </w:tcMar>
+            <w:tcBorders>
+              <w:top w:val="none"/>
+              <w:left w:val="none"/>
+              <w:bottom w:val="single" w:sz="4" w:space="0" w:color="CBD5E1"/>
+              <w:right w:val="none"/>
+            </w:tcBorders>
+          </w:tcPr>
+          <w:p>
+            <w:pPr>
+              <w:spacing w:before="40" w:after="40"/>
+            </w:pPr>
+            <w:r>
+              <w:rPr>
+                <w:rFonts w:ascii="Arial" w:hAnsi="Arial"/>
+                <w:color w:val="475569"/>
+                <w:sz w:val="19"/>
+              </w:rPr>
+              <w:t>[Titration notes, contraindications, and main side effects]</w:t>
+            </w:r>
+          </w:p>
+        </w:tc>
+      </w:tr>
+    </w:tbl>
+    <w:p>
+      <w:pPr>
+        <w:spacing w:after="240"/>
+      </w:pPr>
+    </w:p>
+    <w:p>
+      <w:pPr>
+        <w:keepNext/>
+        <w:spacing w:before="360" w:after="120"/>
+        <w:pBdr>
+          <w:top w:val="none"/>
+          <w:left w:val="single" w:sz="24" w:space="8" w:color="0F766E"/>
+          <w:bottom w:val="none"/>
+          <w:right w:val="none"/>
+        </w:pBdr>
       </w:pPr>
       <w:r>
         <w:rPr>
@@ -409,7 +1706,169 @@
           <w:color w:val="0F766E"/>
           <w:sz w:val="28"/>
         </w:rPr>
-        <w:t>4. Treatment</w:t>
+        <w:t>6. Warning Signs</w:t>
+      </w:r>
+    </w:p>
+    <w:p>
+      <w:pPr>
+        <w:spacing w:after="120"/>
+      </w:pPr>
+      <w:r>
+        <w:rPr>
+          <w:rFonts w:ascii="Arial" w:hAnsi="Arial"/>
+          <w:color w:val="475569"/>
+          <w:sz w:val="21"/>
+        </w:rPr>
+        <w:t>[Identify clinical red flags, alarm symptoms, or indicators that require immediate escalation or referral:]</w:t>
+      </w:r>
+    </w:p>
+    <w:tbl>
+      <w:tblPr>
+        <w:tblW w:type="auto" w:w="0"/>
+        <w:jc w:val="center"/>
+        <w:tblLook w:firstColumn="1" w:firstRow="1" w:lastColumn="0" w:lastRow="0" w:noHBand="0" w:noVBand="1" w:val="04A0"/>
+      </w:tblPr>
+      <w:tblGrid>
+        <w:gridCol w:w="9360"/>
+      </w:tblGrid>
+      <w:tr>
+        <w:tc>
+          <w:tcPr>
+            <w:tcW w:type="dxa" w:w="9360"/>
+            <w:shd w:fill="FFFBEB"/>
+            <w:tcMar>
+              <w:top w:w="140" w:type="dxa"/>
+              <w:bottom w:w="140" w:type="dxa"/>
+              <w:left w:w="200" w:type="dxa"/>
+              <w:right w:w="200" w:type="dxa"/>
+            </w:tcMar>
+            <w:tcBorders>
+              <w:top w:val="none"/>
+              <w:left w:val="single" w:sz="24" w:space="0" w:color="D97706"/>
+              <w:bottom w:val="none"/>
+              <w:right w:val="none"/>
+            </w:tcBorders>
+          </w:tcPr>
+          <w:p>
+            <w:pPr>
+              <w:spacing w:before="80" w:after="80"/>
+            </w:pPr>
+            <w:r>
+              <w:rPr>
+                <w:rFonts w:ascii="Arial" w:hAnsi="Arial"/>
+                <w:b/>
+                <w:color w:val="B45309"/>
+                <w:sz w:val="20"/>
+              </w:rPr>
+              <w:t>Warning Signs &amp; Emergency Red Flags</w:t>
+            </w:r>
+          </w:p>
+          <w:p>
+            <w:pPr>
+              <w:spacing w:before="40" w:after="40"/>
+              <w:ind w:left="288"/>
+            </w:pPr>
+            <w:r>
+              <w:rPr>
+                <w:rFonts w:ascii="Arial" w:hAnsi="Arial"/>
+                <w:color w:val="B45309"/>
+                <w:sz w:val="19"/>
+              </w:rPr>
+              <w:t xml:space="preserve">•  </w:t>
+            </w:r>
+            <w:r>
+              <w:rPr>
+                <w:rFonts w:ascii="Arial" w:hAnsi="Arial"/>
+                <w:color w:val="B45309"/>
+                <w:sz w:val="19"/>
+              </w:rPr>
+              <w:t>[Warning sign or alarm symptom requiring urgent secondary workup 1]</w:t>
+            </w:r>
+          </w:p>
+          <w:p>
+            <w:pPr>
+              <w:spacing w:before="40" w:after="40"/>
+              <w:ind w:left="288"/>
+            </w:pPr>
+            <w:r>
+              <w:rPr>
+                <w:rFonts w:ascii="Arial" w:hAnsi="Arial"/>
+                <w:color w:val="B45309"/>
+                <w:sz w:val="19"/>
+              </w:rPr>
+              <w:t xml:space="preserve">•  </w:t>
+            </w:r>
+            <w:r>
+              <w:rPr>
+                <w:rFonts w:ascii="Arial" w:hAnsi="Arial"/>
+                <w:color w:val="B45309"/>
+                <w:sz w:val="19"/>
+              </w:rPr>
+              <w:t>[Warning sign or alarm symptom requiring urgent secondary workup 2]</w:t>
+            </w:r>
+          </w:p>
+          <w:p>
+            <w:pPr>
+              <w:spacing w:before="40" w:after="40"/>
+              <w:ind w:left="288"/>
+            </w:pPr>
+            <w:r>
+              <w:rPr>
+                <w:rFonts w:ascii="Arial" w:hAnsi="Arial"/>
+                <w:color w:val="B45309"/>
+                <w:sz w:val="19"/>
+              </w:rPr>
+              <w:t xml:space="preserve">•  </w:t>
+            </w:r>
+            <w:r>
+              <w:rPr>
+                <w:rFonts w:ascii="Arial" w:hAnsi="Arial"/>
+                <w:color w:val="B45309"/>
+                <w:sz w:val="19"/>
+              </w:rPr>
+              <w:t>[Contraindication or clinical criteria requiring immediate specialist escalation]</w:t>
+            </w:r>
+          </w:p>
+        </w:tc>
+      </w:tr>
+    </w:tbl>
+    <w:p>
+      <w:pPr>
+        <w:spacing w:after="120"/>
+      </w:pPr>
+    </w:p>
+    <w:p>
+      <w:pPr>
+        <w:keepNext/>
+        <w:spacing w:before="360" w:after="120"/>
+        <w:pBdr>
+          <w:top w:val="none"/>
+          <w:left w:val="single" w:sz="24" w:space="8" w:color="0F766E"/>
+          <w:bottom w:val="none"/>
+          <w:right w:val="none"/>
+        </w:pBdr>
+      </w:pPr>
+      <w:r>
+        <w:rPr>
+          <w:rFonts w:ascii="Georgia" w:hAnsi="Georgia"/>
+          <w:b/>
+          <w:color w:val="0F766E"/>
+          <w:sz w:val="28"/>
+        </w:rPr>
+        <w:t>7. When to Refer</w:t>
+      </w:r>
+    </w:p>
+    <w:p>
+      <w:pPr>
+        <w:spacing w:after="120"/>
+      </w:pPr>
+      <w:r>
+        <w:rPr>
+          <w:rFonts w:ascii="Arial" w:hAnsi="Arial"/>
+          <w:color w:val="475569"/>
+          <w:sz w:val="21"/>
+        </w:rPr>
+        <w:t>[List specific criteria for outpatient specialist referral, allied health coordination, or diagnostic support:]</w:t>
       </w:r>
     </w:p>
     <w:p>
@@ -419,8 +1878,7 @@
       </w:pPr>
       <w:r>
         <w:rPr>
-          <w:rFonts w:ascii="Arial" w:hAnsi="Arial"/>
-          <w:sz w:val="21"/>
+          <w:color w:val="475569"/>
         </w:rPr>
         <w:t xml:space="preserve">•  </w:t>
       </w:r>
@@ -430,7 +1888,7 @@
           <w:color w:val="475569"/>
           <w:sz w:val="21"/>
         </w:rPr>
-        <w:t>Lifestyle: weight reduction, elevation of the head of the bed, avoiding meals within 3 hours of sleep.</w:t>
+        <w:t>[Referral criteria 1]</w:t>
       </w:r>
     </w:p>
     <w:p>
@@ -440,8 +1898,7 @@
       </w:pPr>
       <w:r>
         <w:rPr>
-          <w:rFonts w:ascii="Arial" w:hAnsi="Arial"/>
-          <w:sz w:val="21"/>
+          <w:color w:val="475569"/>
         </w:rPr>
         <w:t xml:space="preserve">•  </w:t>
       </w:r>
@@ -451,7 +1908,7 @@
           <w:color w:val="475569"/>
           <w:sz w:val="21"/>
         </w:rPr>
-        <w:t>Dietary triggers: reduce intake of caffeine, chocolate, alcohol, and high-fat foods.</w:t>
+        <w:t>[Referral criteria 2]</w:t>
       </w:r>
     </w:p>
     <w:p>
@@ -461,8 +1918,7 @@
       </w:pPr>
       <w:r>
         <w:rPr>
-          <w:rFonts w:ascii="Arial" w:hAnsi="Arial"/>
-          <w:sz w:val="21"/>
+          <w:color w:val="475569"/>
         </w:rPr>
         <w:t xml:space="preserve">•  </w:t>
       </w:r>
@@ -472,7 +1928,28 @@
           <w:color w:val="475569"/>
           <w:sz w:val="21"/>
         </w:rPr>
-        <w:t>Pharmacological: Proton Pump Inhibitors (PPIs) e.g., Esomeprazole 20mg daily, H2 receptor antagonists.</w:t>
+        <w:t>[Referral criteria 3]</w:t>
+      </w:r>
+    </w:p>
+    <w:p>
+      <w:pPr>
+        <w:keepNext/>
+        <w:spacing w:before="360" w:after="120"/>
+        <w:pBdr>
+          <w:top w:val="none"/>
+          <w:left w:val="single" w:sz="24" w:space="8" w:color="0F766E"/>
+          <w:bottom w:val="none"/>
+          <w:right w:val="none"/>
+        </w:pBdr>
+      </w:pPr>
+      <w:r>
+        <w:rPr>
+          <w:rFonts w:ascii="Georgia" w:hAnsi="Georgia"/>
+          <w:b/>
+          <w:color w:val="0F766E"/>
+          <w:sz w:val="28"/>
+        </w:rPr>
+        <w:t>8. Prognosis</w:t>
       </w:r>
     </w:p>
     <w:p>
@@ -482,8 +1959,7 @@
       </w:pPr>
       <w:r>
         <w:rPr>
-          <w:rFonts w:ascii="Arial" w:hAnsi="Arial"/>
-          <w:sz w:val="21"/>
+          <w:color w:val="475569"/>
         </w:rPr>
         <w:t xml:space="preserve">•  </w:t>
       </w:r>
@@ -493,17 +1969,251 @@
           <w:color w:val="475569"/>
           <w:sz w:val="21"/>
         </w:rPr>
-        <w:t>Surgical: Laparoscopic Nissen Fundoplication for refractory cases.</w:t>
+        <w:t>[Expected clinical course and recovery timeline for acute presentations]</w:t>
+      </w:r>
+    </w:p>
+    <w:p>
+      <w:pPr>
+        <w:spacing w:after="60"/>
+        <w:ind w:left="360"/>
+      </w:pPr>
+      <w:r>
+        <w:rPr>
+          <w:color w:val="475569"/>
+        </w:rPr>
+        <w:t xml:space="preserve">•  </w:t>
+      </w:r>
+      <w:r>
+        <w:rPr>
+          <w:rFonts w:ascii="Arial" w:hAnsi="Arial"/>
+          <w:color w:val="475569"/>
+          <w:sz w:val="21"/>
+        </w:rPr>
+        <w:t>[Long-term outcomes, recurrence rates, and risk of progression to chronic disease]</w:t>
+      </w:r>
+    </w:p>
+    <w:p>
+      <w:pPr>
+        <w:spacing w:after="60"/>
+        <w:ind w:left="360"/>
+      </w:pPr>
+      <w:r>
+        <w:rPr>
+          <w:color w:val="475569"/>
+        </w:rPr>
+        <w:t xml:space="preserve">•  </w:t>
+      </w:r>
+      <w:r>
+        <w:rPr>
+          <w:rFonts w:ascii="Arial" w:hAnsi="Arial"/>
+          <w:color w:val="475569"/>
+          <w:sz w:val="21"/>
+        </w:rPr>
+        <w:t>[Expected improvement with lifestyle modifications and secondary prevention compliance]</w:t>
+      </w:r>
+    </w:p>
+    <w:p>
+      <w:pPr>
+        <w:keepNext/>
+        <w:spacing w:before="360" w:after="120"/>
+        <w:pBdr>
+          <w:top w:val="none"/>
+          <w:left w:val="single" w:sz="24" w:space="8" w:color="0F766E"/>
+          <w:bottom w:val="none"/>
+          <w:right w:val="none"/>
+        </w:pBdr>
+      </w:pPr>
+      <w:r>
+        <w:rPr>
+          <w:rFonts w:ascii="Georgia" w:hAnsi="Georgia"/>
+          <w:b/>
+          <w:color w:val="0F766E"/>
+          <w:sz w:val="28"/>
+        </w:rPr>
+        <w:t>9. Resources</w:t>
+      </w:r>
+    </w:p>
+    <w:p>
+      <w:pPr>
+        <w:spacing w:after="80"/>
+      </w:pPr>
+      <w:r>
+        <w:rPr>
+          <w:rFonts w:ascii="Arial" w:hAnsi="Arial"/>
+          <w:b/>
+          <w:color w:val="0F766E"/>
+          <w:sz w:val="22"/>
+        </w:rPr>
+        <w:t>For Health Professionals</w:t>
+      </w:r>
+    </w:p>
+    <w:p>
+      <w:pPr>
+        <w:spacing w:after="60"/>
+        <w:ind w:left="360"/>
+      </w:pPr>
+      <w:r>
+        <w:rPr>
+          <w:color w:val="475569"/>
+        </w:rPr>
+        <w:t xml:space="preserve">•  </w:t>
+      </w:r>
+      <w:r>
+        <w:rPr>
+          <w:rFonts w:ascii="Arial" w:hAnsi="Arial"/>
+          <w:color w:val="475569"/>
+          <w:sz w:val="21"/>
+        </w:rPr>
+        <w:t>[Primary national guidelines or reference handbook 1]</w:t>
+      </w:r>
+    </w:p>
+    <w:p>
+      <w:pPr>
+        <w:spacing w:after="60"/>
+        <w:ind w:left="360"/>
+      </w:pPr>
+      <w:r>
+        <w:rPr>
+          <w:color w:val="475569"/>
+        </w:rPr>
+        <w:t xml:space="preserve">•  </w:t>
+      </w:r>
+      <w:r>
+        <w:rPr>
+          <w:rFonts w:ascii="Arial" w:hAnsi="Arial"/>
+          <w:color w:val="475569"/>
+          <w:sz w:val="21"/>
+        </w:rPr>
+        <w:t>[Secondary reference website or decision support tool link 2]</w:t>
+      </w:r>
+    </w:p>
+    <w:p>
+      <w:pPr>
+        <w:spacing w:before="160" w:after="80"/>
+      </w:pPr>
+      <w:r>
+        <w:rPr>
+          <w:rFonts w:ascii="Arial" w:hAnsi="Arial"/>
+          <w:b/>
+          <w:color w:val="0F766E"/>
+          <w:sz w:val="22"/>
+        </w:rPr>
+        <w:t>For Patients</w:t>
+      </w:r>
+    </w:p>
+    <w:p>
+      <w:pPr>
+        <w:spacing w:after="60"/>
+        <w:ind w:left="360"/>
+      </w:pPr>
+      <w:r>
+        <w:rPr>
+          <w:color w:val="475569"/>
+        </w:rPr>
+        <w:t xml:space="preserve">•  </w:t>
+      </w:r>
+      <w:r>
+        <w:rPr>
+          <w:rFonts w:ascii="Arial" w:hAnsi="Arial"/>
+          <w:color w:val="475569"/>
+          <w:sz w:val="21"/>
+        </w:rPr>
+        <w:t>[Patient information factsheet, support organization website, or mobile application 1]</w:t>
+      </w:r>
+    </w:p>
+    <w:p>
+      <w:pPr>
+        <w:spacing w:after="60"/>
+        <w:ind w:left="360"/>
+      </w:pPr>
+      <w:r>
+        <w:rPr>
+          <w:color w:val="475569"/>
+        </w:rPr>
+        <w:t xml:space="preserve">•  </w:t>
+      </w:r>
+      <w:r>
+        <w:rPr>
+          <w:rFonts w:ascii="Arial" w:hAnsi="Arial"/>
+          <w:color w:val="475569"/>
+          <w:sz w:val="21"/>
+        </w:rPr>
+        <w:t>[Patient information factsheet, support organization website, or mobile application 2]</w:t>
       </w:r>
     </w:p>
     <w:sectPr>
+      <w:headerReference w:type="default" r:id="rId9"/>
+      <w:footerReference w:type="default" r:id="rId10"/>
       <w:pgSz w:w="12240" w:h="15840"/>
       <w:pgMar w:top="1440" w:right="1440" w:bottom="1440" w:left="1440" w:header="720" w:footer="720" w:gutter="0"/>
       <w:cols w:space="720"/>
+      <w:titlePg/>
       <w:docGrid w:linePitch="360"/>
     </w:sectPr>
   </w:body>
 </w:document>
+</file>
+
+<file path=word/footer1.xml><?xml version="1.0" encoding="utf-8"?>
+<w:ftr xmlns:m="http://schemas.openxmlformats.org/officeDocument/2006/math" xmlns:mc="http://schemas.openxmlformats.org/markup-compatibility/2006" xmlns:mo="http://schemas.microsoft.com/office/mac/office/2008/main" xmlns:mv="urn:schemas-microsoft-com:mac:vml" xmlns:o="urn:schemas-microsoft-com:office:office" xmlns:r="http://schemas.openxmlformats.org/officeDocument/2006/relationships" xmlns:v="urn:schemas-microsoft-com:vml" xmlns:w10="urn:schemas-microsoft-com:office:word" xmlns:w14="http://schemas.microsoft.com/office/word/2010/wordml" xmlns:w="http://schemas.openxmlformats.org/wordprocessingml/2006/main" xmlns:wne="http://schemas.microsoft.com/office/word/2006/wordml" xmlns:wp14="http://schemas.microsoft.com/office/word/2010/wordprocessingDrawing" xmlns:wp="http://schemas.openxmlformats.org/drawingml/2006/wordprocessingDrawing" xmlns:wpc="http://schemas.microsoft.com/office/word/2010/wordprocessingCanvas" xmlns:wpg="http://schemas.microsoft.com/office/word/2010/wordprocessingGroup" xmlns:wpi="http://schemas.microsoft.com/office/word/2010/wordprocessingInk" xmlns:wps="http://schemas.microsoft.com/office/word/2010/wordprocessingShape" mc:Ignorable="w14 wp14">
+  <w:p>
+    <w:pPr>
+      <w:pStyle w:val="Footer"/>
+      <w:tabs>
+        <w:tab w:pos="9360" w:val="right"/>
+      </w:tabs>
+      <w:spacing w:before="80"/>
+      <w:pBdr>
+        <w:top w:val="single" w:sz="4" w:space="4" w:color="CBD5E1"/>
+      </w:pBdr>
+    </w:pPr>
+    <w:r>
+      <w:rPr>
+        <w:rFonts w:ascii="Arial" w:hAnsi="Arial"/>
+        <w:color w:val="94A3B8"/>
+        <w:sz w:val="17"/>
+      </w:rPr>
+      <w:t>Synapse Clinical Catalogue — [Clinical Guideline/Article Title]</w:t>
+    </w:r>
+  </w:p>
+</w:ftr>
+</file>
+
+<file path=word/header1.xml><?xml version="1.0" encoding="utf-8"?>
+<w:hdr xmlns:m="http://schemas.openxmlformats.org/officeDocument/2006/math" xmlns:mc="http://schemas.openxmlformats.org/markup-compatibility/2006" xmlns:mo="http://schemas.microsoft.com/office/mac/office/2008/main" xmlns:mv="urn:schemas-microsoft-com:mac:vml" xmlns:o="urn:schemas-microsoft-com:office:office" xmlns:r="http://schemas.openxmlformats.org/officeDocument/2006/relationships" xmlns:v="urn:schemas-microsoft-com:vml" xmlns:w10="urn:schemas-microsoft-com:office:word" xmlns:w14="http://schemas.microsoft.com/office/word/2010/wordml" xmlns:w="http://schemas.openxmlformats.org/wordprocessingml/2006/main" xmlns:wne="http://schemas.microsoft.com/office/word/2006/wordml" xmlns:wp14="http://schemas.microsoft.com/office/word/2010/wordprocessingDrawing" xmlns:wp="http://schemas.openxmlformats.org/drawingml/2006/wordprocessingDrawing" xmlns:wpc="http://schemas.microsoft.com/office/word/2010/wordprocessingCanvas" xmlns:wpg="http://schemas.microsoft.com/office/word/2010/wordprocessingGroup" xmlns:wpi="http://schemas.microsoft.com/office/word/2010/wordprocessingInk" xmlns:wps="http://schemas.microsoft.com/office/word/2010/wordprocessingShape" mc:Ignorable="w14 wp14">
+  <w:p>
+    <w:pPr>
+      <w:pStyle w:val="Header"/>
+      <w:tabs>
+        <w:tab w:pos="9360" w:val="right"/>
+      </w:tabs>
+      <w:spacing w:after="80"/>
+      <w:pBdr>
+        <w:bottom w:val="single" w:sz="6" w:space="4" w:color="0F766E"/>
+      </w:pBdr>
+    </w:pPr>
+    <w:r>
+      <w:rPr>
+        <w:rFonts w:ascii="Georgia" w:hAnsi="Georgia"/>
+        <w:i/>
+        <w:color w:val="0F766E"/>
+        <w:sz w:val="17"/>
+      </w:rPr>
+      <w:t>[Clinical Guideline/Article Title]</w:t>
+    </w:r>
+    <w:r>
+      <w:tab/>
+    </w:r>
+    <w:r>
+      <w:rPr>
+        <w:rFonts w:ascii="Arial" w:hAnsi="Arial"/>
+        <w:color w:val="94A3B8"/>
+        <w:sz w:val="17"/>
+      </w:rPr>
+      <w:t>Medical Condition</w:t>
+    </w:r>
+  </w:p>
+</w:hdr>
 </file>
 
 <file path=word/numbering.xml><?xml version="1.0" encoding="utf-8"?>
